--- a/docs/3 - מסמך תכנון טכני מפורט - ARI.docx
+++ b/docs/3 - מסמך תכנון טכני מפורט - ARI.docx
@@ -52,7 +52,7 @@
           <w:rFonts w:ascii="Arial" w:cs="Arial" w:eastAsia="Arial" w:hAnsi="Arial"/>
           <w:rtl/>
         </w:rPr>
-        <w:t xml:space="preserve">תרגיל סיום — Internet Technologies | RUNI CS 2026 עודכן: 19 באוגוסט 2026</w:t>
+        <w:t xml:space="preserve">תרגיל סיום — Internet Technologies | RUNI CS 2026 עודכן: 25 באוגוסט 2026</w:t>
       </w:r>
     </w:p>
     <w:p>
@@ -504,7 +504,7 @@
           <w:szCs w:val="17"/>
           <w:rtl w:val="false"/>
         </w:rPr>
-        <w:t xml:space="preserve">│   ├── time/                שבוע, אזור זמן — מקור אמת אחד</w:t>
+        <w:t xml:space="preserve">│   ├── insights/            עשר השאלות ש-Ask ARI עונה עליהן</w:t>
       </w:r>
     </w:p>
     <w:p>
@@ -522,7 +522,7 @@
           <w:szCs w:val="17"/>
           <w:rtl w:val="false"/>
         </w:rPr>
-        <w:t xml:space="preserve">│   └── validation/          סכימות Zod</w:t>
+        <w:t xml:space="preserve">│   ├── ui/                  הכללים מאחורי ערכת הרכיבים — עמודות, תא יום, רשת חודש</w:t>
       </w:r>
     </w:p>
     <w:p>
@@ -540,7 +540,7 @@
           <w:szCs w:val="17"/>
           <w:rtl w:val="false"/>
         </w:rPr>
-        <w:t xml:space="preserve">│</w:t>
+        <w:t xml:space="preserve">│   ├── auth/                קריאת התפקיד, במקום אחד לכל מי שצריך אותו</w:t>
       </w:r>
     </w:p>
     <w:p>
@@ -558,6 +558,60 @@
           <w:szCs w:val="17"/>
           <w:rtl w:val="false"/>
         </w:rPr>
+        <w:t xml:space="preserve">│   ├── time/                שבוע, אזור זמן — מקור אמת אחד</w:t>
+      </w:r>
+    </w:p>
+    <w:p>
+      <w:pPr>
+        <w:shd w:fill="F5F6F8" w:color="auto" w:val="clear"/>
+        <w:spacing w:after="0" w:before="0" w:line="250"/>
+        <w:ind w:left="160" w:right="160"/>
+        <w:jc w:val="left"/>
+      </w:pPr>
+      <w:r>
+        <w:rPr>
+          <w:rFonts w:ascii="Courier New" w:cs="Courier New" w:eastAsia="Courier New" w:hAnsi="Courier New"/>
+          <w:color w:val="1A1A1A"/>
+          <w:sz w:val="17"/>
+          <w:szCs w:val="17"/>
+          <w:rtl w:val="false"/>
+        </w:rPr>
+        <w:t xml:space="preserve">│   └── validation/          סכימות Zod</w:t>
+      </w:r>
+    </w:p>
+    <w:p>
+      <w:pPr>
+        <w:shd w:fill="F5F6F8" w:color="auto" w:val="clear"/>
+        <w:spacing w:after="0" w:before="0" w:line="250"/>
+        <w:ind w:left="160" w:right="160"/>
+        <w:jc w:val="left"/>
+      </w:pPr>
+      <w:r>
+        <w:rPr>
+          <w:rFonts w:ascii="Courier New" w:cs="Courier New" w:eastAsia="Courier New" w:hAnsi="Courier New"/>
+          <w:color w:val="1A1A1A"/>
+          <w:sz w:val="17"/>
+          <w:szCs w:val="17"/>
+          <w:rtl w:val="false"/>
+        </w:rPr>
+        <w:t xml:space="preserve">│</w:t>
+      </w:r>
+    </w:p>
+    <w:p>
+      <w:pPr>
+        <w:shd w:fill="F5F6F8" w:color="auto" w:val="clear"/>
+        <w:spacing w:after="0" w:before="0" w:line="250"/>
+        <w:ind w:left="160" w:right="160"/>
+        <w:jc w:val="left"/>
+      </w:pPr>
+      <w:r>
+        <w:rPr>
+          <w:rFonts w:ascii="Courier New" w:cs="Courier New" w:eastAsia="Courier New" w:hAnsi="Courier New"/>
+          <w:color w:val="1A1A1A"/>
+          <w:sz w:val="17"/>
+          <w:szCs w:val="17"/>
+          <w:rtl w:val="false"/>
+        </w:rPr>
         <w:t xml:space="preserve">├── types/database.types.ts  טיפוסי המסד — מקור אחד לשני הצדדים</w:t>
       </w:r>
     </w:p>
@@ -625,14 +679,14 @@
           <w:bCs/>
           <w:rtl/>
         </w:rPr>
-        <w:t xml:space="preserve">לכן 554 הבדיקות רצות בלי מסד ובלי דפדפן</w:t>
-      </w:r>
-      <w:r>
-        <w:rPr>
-          <w:rFonts w:ascii="Arial" w:cs="Arial" w:eastAsia="Arial" w:hAnsi="Arial"/>
-          <w:rtl/>
-        </w:rPr>
-        <w:t xml:space="preserve">, בשלוש-עשרה שניות.</w:t>
+        <w:t xml:space="preserve">לכן 809 הבדיקות רצות בלי מסד ובלי דפדפן</w:t>
+      </w:r>
+      <w:r>
+        <w:rPr>
+          <w:rFonts w:ascii="Arial" w:cs="Arial" w:eastAsia="Arial" w:hAnsi="Arial"/>
+          <w:rtl/>
+        </w:rPr>
+        <w:t xml:space="preserve">, בשש-עשרה שניות.</w:t>
       </w:r>
     </w:p>
     <w:p>
@@ -1677,6 +1731,396 @@
           </w:p>
         </w:tc>
       </w:tr>
+      <w:tr>
+        <w:trPr>
+          <w:tblHeader w:val="false"/>
+        </w:trPr>
+        <w:tc>
+          <w:tcPr>
+            <w:tcW w:type="dxa" w:w="4680"/>
+            <w:tcMar>
+              <w:top w:type="dxa" w:w="90"/>
+              <w:left w:type="dxa" w:w="120"/>
+              <w:bottom w:type="dxa" w:w="90"/>
+              <w:right w:type="dxa" w:w="120"/>
+            </w:tcMar>
+          </w:tcPr>
+          <w:p>
+            <w:pPr>
+              <w:bidi/>
+              <w:spacing w:after="0" w:line="260"/>
+              <w:jc w:val="right"/>
+            </w:pPr>
+            <w:r>
+              <w:rPr>
+                <w:rFonts w:ascii="Courier New" w:cs="Courier New" w:eastAsia="Courier New" w:hAnsi="Courier New"/>
+                <w:b w:val="false"/>
+                <w:bCs w:val="false"/>
+                <w:color w:val="8A3A2A"/>
+                <w:sz w:val="19"/>
+                <w:szCs w:val="19"/>
+                <w:rtl w:val="false"/>
+              </w:rPr>
+              <w:t xml:space="preserve">components/ui/</w:t>
+            </w:r>
+          </w:p>
+        </w:tc>
+        <w:tc>
+          <w:tcPr>
+            <w:tcW w:type="dxa" w:w="4680"/>
+            <w:tcMar>
+              <w:top w:type="dxa" w:w="90"/>
+              <w:left w:type="dxa" w:w="120"/>
+              <w:bottom w:type="dxa" w:w="90"/>
+              <w:right w:type="dxa" w:w="120"/>
+            </w:tcMar>
+          </w:tcPr>
+          <w:p>
+            <w:pPr>
+              <w:bidi/>
+              <w:spacing w:after="0" w:line="260"/>
+              <w:jc w:val="right"/>
+            </w:pPr>
+            <w:r>
+              <w:rPr>
+                <w:rFonts w:ascii="Arial" w:cs="Arial" w:eastAsia="Arial" w:hAnsi="Arial"/>
+                <w:b w:val="false"/>
+                <w:bCs w:val="false"/>
+                <w:color w:val="111111"/>
+                <w:sz w:val="19"/>
+                <w:szCs w:val="19"/>
+                <w:rtl/>
+              </w:rPr>
+              <w:t xml:space="preserve">ערכת הרכיבים המשותפת — אריח מדד, גרף עמודות, תא יום, צ'יפ, כותרת מקטע, ספירה לאחור, מצב ריק, ונוסחה</w:t>
+            </w:r>
+          </w:p>
+        </w:tc>
+      </w:tr>
+      <w:tr>
+        <w:trPr>
+          <w:tblHeader w:val="false"/>
+        </w:trPr>
+        <w:tc>
+          <w:tcPr>
+            <w:tcW w:type="dxa" w:w="4680"/>
+            <w:tcMar>
+              <w:top w:type="dxa" w:w="90"/>
+              <w:left w:type="dxa" w:w="120"/>
+              <w:bottom w:type="dxa" w:w="90"/>
+              <w:right w:type="dxa" w:w="120"/>
+            </w:tcMar>
+          </w:tcPr>
+          <w:p>
+            <w:pPr>
+              <w:bidi/>
+              <w:spacing w:after="0" w:line="260"/>
+              <w:jc w:val="right"/>
+            </w:pPr>
+            <w:r>
+              <w:rPr>
+                <w:rFonts w:ascii="Courier New" w:cs="Courier New" w:eastAsia="Courier New" w:hAnsi="Courier New"/>
+                <w:b w:val="false"/>
+                <w:bCs w:val="false"/>
+                <w:color w:val="8A3A2A"/>
+                <w:sz w:val="19"/>
+                <w:szCs w:val="19"/>
+                <w:rtl w:val="false"/>
+              </w:rPr>
+              <w:t xml:space="preserve">ComparePanel</w:t>
+            </w:r>
+          </w:p>
+        </w:tc>
+        <w:tc>
+          <w:tcPr>
+            <w:tcW w:type="dxa" w:w="4680"/>
+            <w:tcMar>
+              <w:top w:type="dxa" w:w="90"/>
+              <w:left w:type="dxa" w:w="120"/>
+              <w:bottom w:type="dxa" w:w="90"/>
+              <w:right w:type="dxa" w:w="120"/>
+            </w:tcMar>
+          </w:tcPr>
+          <w:p>
+            <w:pPr>
+              <w:bidi/>
+              <w:spacing w:after="0" w:line="260"/>
+              <w:jc w:val="right"/>
+            </w:pPr>
+            <w:r>
+              <w:rPr>
+                <w:rFonts w:ascii="Arial" w:cs="Arial" w:eastAsia="Arial" w:hAnsi="Arial"/>
+                <w:b w:val="false"/>
+                <w:bCs w:val="false"/>
+                <w:color w:val="111111"/>
+                <w:sz w:val="19"/>
+                <w:szCs w:val="19"/>
+                <w:rtl/>
+              </w:rPr>
+              <w:t xml:space="preserve">השוואת עד שלוש ריצות — קצב ודופק על אותו ציר</w:t>
+            </w:r>
+          </w:p>
+        </w:tc>
+      </w:tr>
+      <w:tr>
+        <w:trPr>
+          <w:tblHeader w:val="false"/>
+        </w:trPr>
+        <w:tc>
+          <w:tcPr>
+            <w:tcW w:type="dxa" w:w="4680"/>
+            <w:tcMar>
+              <w:top w:type="dxa" w:w="90"/>
+              <w:left w:type="dxa" w:w="120"/>
+              <w:bottom w:type="dxa" w:w="90"/>
+              <w:right w:type="dxa" w:w="120"/>
+            </w:tcMar>
+          </w:tcPr>
+          <w:p>
+            <w:pPr>
+              <w:bidi/>
+              <w:spacing w:after="0" w:line="260"/>
+              <w:jc w:val="right"/>
+            </w:pPr>
+            <w:r>
+              <w:rPr>
+                <w:rFonts w:ascii="Courier New" w:cs="Courier New" w:eastAsia="Courier New" w:hAnsi="Courier New"/>
+                <w:b w:val="false"/>
+                <w:bCs w:val="false"/>
+                <w:color w:val="8A3A2A"/>
+                <w:sz w:val="19"/>
+                <w:szCs w:val="19"/>
+                <w:rtl w:val="false"/>
+              </w:rPr>
+              <w:t xml:space="preserve">MethodologyView</w:t>
+            </w:r>
+          </w:p>
+        </w:tc>
+        <w:tc>
+          <w:tcPr>
+            <w:tcW w:type="dxa" w:w="4680"/>
+            <w:tcMar>
+              <w:top w:type="dxa" w:w="90"/>
+              <w:left w:type="dxa" w:w="120"/>
+              <w:bottom w:type="dxa" w:w="90"/>
+              <w:right w:type="dxa" w:w="120"/>
+            </w:tcMar>
+          </w:tcPr>
+          <w:p>
+            <w:pPr>
+              <w:bidi/>
+              <w:spacing w:after="0" w:line="260"/>
+              <w:jc w:val="right"/>
+            </w:pPr>
+            <w:r>
+              <w:rPr>
+                <w:rFonts w:ascii="Arial" w:cs="Arial" w:eastAsia="Arial" w:hAnsi="Arial"/>
+                <w:b w:val="false"/>
+                <w:bCs w:val="false"/>
+                <w:color w:val="111111"/>
+                <w:sz w:val="19"/>
+                <w:szCs w:val="19"/>
+                <w:rtl/>
+              </w:rPr>
+              <w:t xml:space="preserve">דף הנוסחאות — תשעה מדדים, כל אחד עם טווח, מקור, ומה הוא אינו אומר</w:t>
+            </w:r>
+          </w:p>
+        </w:tc>
+      </w:tr>
+      <w:tr>
+        <w:trPr>
+          <w:tblHeader w:val="false"/>
+        </w:trPr>
+        <w:tc>
+          <w:tcPr>
+            <w:tcW w:type="dxa" w:w="4680"/>
+            <w:tcMar>
+              <w:top w:type="dxa" w:w="90"/>
+              <w:left w:type="dxa" w:w="120"/>
+              <w:bottom w:type="dxa" w:w="90"/>
+              <w:right w:type="dxa" w:w="120"/>
+            </w:tcMar>
+          </w:tcPr>
+          <w:p>
+            <w:pPr>
+              <w:bidi/>
+              <w:spacing w:after="0" w:line="260"/>
+              <w:jc w:val="right"/>
+            </w:pPr>
+            <w:r>
+              <w:rPr>
+                <w:rFonts w:ascii="Courier New" w:cs="Courier New" w:eastAsia="Courier New" w:hAnsi="Courier New"/>
+                <w:b w:val="false"/>
+                <w:bCs w:val="false"/>
+                <w:color w:val="8A3A2A"/>
+                <w:sz w:val="19"/>
+                <w:szCs w:val="19"/>
+                <w:rtl w:val="false"/>
+              </w:rPr>
+              <w:t xml:space="preserve">CoachModeBar</w:t>
+            </w:r>
+          </w:p>
+        </w:tc>
+        <w:tc>
+          <w:tcPr>
+            <w:tcW w:type="dxa" w:w="4680"/>
+            <w:tcMar>
+              <w:top w:type="dxa" w:w="90"/>
+              <w:left w:type="dxa" w:w="120"/>
+              <w:bottom w:type="dxa" w:w="90"/>
+              <w:right w:type="dxa" w:w="120"/>
+            </w:tcMar>
+          </w:tcPr>
+          <w:p>
+            <w:pPr>
+              <w:bidi/>
+              <w:spacing w:after="0" w:line="260"/>
+              <w:jc w:val="right"/>
+            </w:pPr>
+            <w:r>
+              <w:rPr>
+                <w:rFonts w:ascii="Arial" w:cs="Arial" w:eastAsia="Arial" w:hAnsi="Arial"/>
+                <w:b w:val="false"/>
+                <w:bCs w:val="false"/>
+                <w:color w:val="111111"/>
+                <w:sz w:val="19"/>
+                <w:szCs w:val="19"/>
+                <w:rtl/>
+              </w:rPr>
+              <w:t xml:space="preserve">מתג מאמן ⇄ מתאמן, ומשפט שאומר של מי המספרים על המסך</w:t>
+            </w:r>
+          </w:p>
+        </w:tc>
+      </w:tr>
+      <w:tr>
+        <w:trPr>
+          <w:tblHeader w:val="false"/>
+        </w:trPr>
+        <w:tc>
+          <w:tcPr>
+            <w:tcW w:type="dxa" w:w="4680"/>
+            <w:tcMar>
+              <w:top w:type="dxa" w:w="90"/>
+              <w:left w:type="dxa" w:w="120"/>
+              <w:bottom w:type="dxa" w:w="90"/>
+              <w:right w:type="dxa" w:w="120"/>
+            </w:tcMar>
+          </w:tcPr>
+          <w:p>
+            <w:pPr>
+              <w:bidi/>
+              <w:spacing w:after="0" w:line="260"/>
+              <w:jc w:val="right"/>
+            </w:pPr>
+            <w:r>
+              <w:rPr>
+                <w:rFonts w:ascii="Courier New" w:cs="Courier New" w:eastAsia="Courier New" w:hAnsi="Courier New"/>
+                <w:b w:val="false"/>
+                <w:bCs w:val="false"/>
+                <w:color w:val="8A3A2A"/>
+                <w:sz w:val="19"/>
+                <w:szCs w:val="19"/>
+                <w:rtl w:val="false"/>
+              </w:rPr>
+              <w:t xml:space="preserve">CoachTemplatesView</w:t>
+            </w:r>
+          </w:p>
+        </w:tc>
+        <w:tc>
+          <w:tcPr>
+            <w:tcW w:type="dxa" w:w="4680"/>
+            <w:tcMar>
+              <w:top w:type="dxa" w:w="90"/>
+              <w:left w:type="dxa" w:w="120"/>
+              <w:bottom w:type="dxa" w:w="90"/>
+              <w:right w:type="dxa" w:w="120"/>
+            </w:tcMar>
+          </w:tcPr>
+          <w:p>
+            <w:pPr>
+              <w:bidi/>
+              <w:spacing w:after="0" w:line="260"/>
+              <w:jc w:val="right"/>
+            </w:pPr>
+            <w:r>
+              <w:rPr>
+                <w:rFonts w:ascii="Arial" w:cs="Arial" w:eastAsia="Arial" w:hAnsi="Arial"/>
+                <w:b w:val="false"/>
+                <w:bCs w:val="false"/>
+                <w:color w:val="111111"/>
+                <w:sz w:val="19"/>
+                <w:szCs w:val="19"/>
+                <w:rtl/>
+              </w:rPr>
+              <w:t xml:space="preserve">תבנית כצורה: שבוע 1 עד N, עם ספירת המתאמנים בכל שבוע</w:t>
+            </w:r>
+          </w:p>
+        </w:tc>
+      </w:tr>
+      <w:tr>
+        <w:trPr>
+          <w:tblHeader w:val="false"/>
+        </w:trPr>
+        <w:tc>
+          <w:tcPr>
+            <w:tcW w:type="dxa" w:w="4680"/>
+            <w:tcMar>
+              <w:top w:type="dxa" w:w="90"/>
+              <w:left w:type="dxa" w:w="120"/>
+              <w:bottom w:type="dxa" w:w="90"/>
+              <w:right w:type="dxa" w:w="120"/>
+            </w:tcMar>
+          </w:tcPr>
+          <w:p>
+            <w:pPr>
+              <w:bidi/>
+              <w:spacing w:after="0" w:line="260"/>
+              <w:jc w:val="right"/>
+            </w:pPr>
+            <w:r>
+              <w:rPr>
+                <w:rFonts w:ascii="Courier New" w:cs="Courier New" w:eastAsia="Courier New" w:hAnsi="Courier New"/>
+                <w:b w:val="false"/>
+                <w:bCs w:val="false"/>
+                <w:color w:val="8A3A2A"/>
+                <w:sz w:val="19"/>
+                <w:szCs w:val="19"/>
+                <w:rtl w:val="false"/>
+              </w:rPr>
+              <w:t xml:space="preserve">InsightsPanel</w:t>
+            </w:r>
+          </w:p>
+        </w:tc>
+        <w:tc>
+          <w:tcPr>
+            <w:tcW w:type="dxa" w:w="4680"/>
+            <w:tcMar>
+              <w:top w:type="dxa" w:w="90"/>
+              <w:left w:type="dxa" w:w="120"/>
+              <w:bottom w:type="dxa" w:w="90"/>
+              <w:right w:type="dxa" w:w="120"/>
+            </w:tcMar>
+          </w:tcPr>
+          <w:p>
+            <w:pPr>
+              <w:bidi/>
+              <w:spacing w:after="0" w:line="260"/>
+              <w:jc w:val="right"/>
+            </w:pPr>
+            <w:r>
+              <w:rPr>
+                <w:rFonts w:ascii="Arial" w:cs="Arial" w:eastAsia="Arial" w:hAnsi="Arial"/>
+                <w:b w:val="false"/>
+                <w:bCs w:val="false"/>
+                <w:color w:val="111111"/>
+                <w:sz w:val="19"/>
+                <w:szCs w:val="19"/>
+                <w:rtl/>
+              </w:rPr>
+              <w:t xml:space="preserve">פאנל Ask ARI — רשימת שאלות שניתן לסנן, ותשובה עם טבלה וגרף לכל אחת</w:t>
+            </w:r>
+          </w:p>
+        </w:tc>
+      </w:tr>
     </w:tbl>
     <w:p>
       <w:pPr>
@@ -1754,7 +2198,7 @@
           <w:rFonts w:ascii="Arial" w:cs="Arial" w:eastAsia="Arial" w:hAnsi="Arial"/>
           <w:rtl/>
         </w:rPr>
-        <w:t xml:space="preserve">15 מיגרציות. הרשימה המלאה במסמך הארכיטקטורה §3; כאן שלוש ההחלטות הלא-מובנות מאליהן.</w:t>
+        <w:t xml:space="preserve">19 מיגרציות. הרשימה המלאה במסמך הארכיטקטורה §3; כאן שלוש ההחלטות הלא-מובנות מאליהן.</w:t>
       </w:r>
     </w:p>
     <w:p>
@@ -4187,7 +4631,7 @@
           <w:rFonts w:ascii="Arial" w:cs="Arial" w:eastAsia="Arial" w:hAnsi="Arial"/>
           <w:rtl/>
         </w:rPr>
-        <w:t xml:space="preserve">38 פעולות. </w:t>
+        <w:t xml:space="preserve">39 פעולות. </w:t>
       </w:r>
       <w:r>
         <w:rPr>
@@ -4704,6 +5148,66 @@
           <w:rtl/>
         </w:rPr>
         <w:t xml:space="preserve"> משפט מהערכים שכבר חושבו. אין מודל שפה. לכן אין מספר שאפשר להמציא, וכל טענה במשפט ניתנת למעקב עד לחישוב.</w:t>
+      </w:r>
+    </w:p>
+    <w:p>
+      <w:pPr>
+        <w:pStyle w:val="Heading2"/>
+        <w:bidi/>
+        <w:spacing w:after="120" w:before="240"/>
+        <w:jc w:val="right"/>
+      </w:pPr>
+      <w:r>
+        <w:rPr>
+          <w:rFonts w:ascii="Arial" w:cs="Arial" w:eastAsia="Arial" w:hAnsi="Arial"/>
+          <w:b/>
+          <w:bCs/>
+          <w:color w:val="1F3864"/>
+          <w:sz w:val="23"/>
+          <w:szCs w:val="23"/>
+          <w:rtl/>
+        </w:rPr>
+        <w:t xml:space="preserve">השאלות</w:t>
+      </w:r>
+    </w:p>
+    <w:p>
+      <w:pPr>
+        <w:bidi/>
+        <w:spacing w:after="140" w:line="300"/>
+        <w:jc w:val="right"/>
+      </w:pPr>
+      <w:r>
+        <w:rPr>
+          <w:rFonts w:ascii="Courier New" w:cs="Courier New" w:eastAsia="Courier New" w:hAnsi="Courier New"/>
+          <w:color w:val="8A3A2A"/>
+          <w:sz w:val="19"/>
+          <w:szCs w:val="19"/>
+          <w:rtl w:val="false"/>
+        </w:rPr>
+        <w:t xml:space="preserve">lib/insights/questions.ts מחזיק עשר שאלות, כל אחת פונקציה טהורה שמקבלת את נתוני הרץ ומחזירה תשובה. getInsightData שולף את החבילה פעם אחת בפתיחת הפאנל — מי שלא פותח אותו לא טוען דבר, ומעבר בין השאלות לא עולה קריאה נוספת. שאלה שאין לה מספיק נתונים מחזירה insufficient ומשפט שמסביר מה חסר, ויש בדיקה למקרה הזה בכל אחת מעשר. הפאנל מסנן את רשימת השאלות ואינו מקבל טקסט חופשי, כדי שכל מה שמוצג אכן נענה.</w:t>
+      </w:r>
+      <w:r>
+        <w:rPr>
+          <w:rFonts w:ascii="Arial" w:cs="Arial" w:eastAsia="Arial" w:hAnsi="Arial"/>
+          <w:rtl/>
+        </w:rPr>
+        <w:t xml:space="preserve"/>
+      </w:r>
+      <w:r>
+        <w:rPr>
+          <w:rFonts w:ascii="Arial" w:cs="Arial" w:eastAsia="Arial" w:hAnsi="Arial"/>
+          <w:b/>
+          <w:bCs/>
+          <w:rtl/>
+        </w:rPr>
+        <w:t xml:space="preserve"/>
+      </w:r>
+      <w:r>
+        <w:rPr>
+          <w:rFonts w:ascii="Arial" w:cs="Arial" w:eastAsia="Arial" w:hAnsi="Arial"/>
+          <w:rtl/>
+        </w:rPr>
+        <w:t xml:space="preserve"/>
       </w:r>
     </w:p>
     <w:p>
